--- a/docs/BENCHMARK_SUMMARY.docx
+++ b/docs/BENCHMARK_SUMMARY.docx
@@ -1140,6 +1140,104 @@
             </w:pPr>
             <w:r>
               <w:t xml:space="preserve">Documented stabilized V7 result from docs/notebook output.</w:t>
+            </w:r>
+          </w:p>
+        </w:tc>
+      </w:tr>
+      <w:tr>
+        <w:tc>
+          <w:tcPr/>
+          <w:p>
+            <w:pPr>
+              <w:pStyle w:val="Compact"/>
+            </w:pPr>
+            <w:r>
+              <w:t xml:space="preserve">V7_trainable_quantum_rerun</w:t>
+            </w:r>
+          </w:p>
+        </w:tc>
+        <w:tc>
+          <w:tcPr/>
+          <w:p>
+            <w:pPr>
+              <w:pStyle w:val="Compact"/>
+            </w:pPr>
+            <w:r>
+              <w:t xml:space="preserve">colab-l4-user-log</w:t>
+            </w:r>
+          </w:p>
+        </w:tc>
+        <w:tc>
+          <w:tcPr/>
+          <w:p>
+            <w:pPr>
+              <w:pStyle w:val="Compact"/>
+              <w:jc w:val="right"/>
+            </w:pPr>
+            <w:r>
+              <w:t xml:space="preserve">1</w:t>
+            </w:r>
+          </w:p>
+        </w:tc>
+        <w:tc>
+          <w:tcPr/>
+          <w:p>
+            <w:pPr>
+              <w:pStyle w:val="Compact"/>
+              <w:jc w:val="right"/>
+            </w:pPr>
+            <w:r>
+              <w:t xml:space="preserve">72.89 ± 0.00</w:t>
+            </w:r>
+          </w:p>
+        </w:tc>
+        <w:tc>
+          <w:tcPr/>
+          <w:p>
+            <w:pPr>
+              <w:pStyle w:val="Compact"/>
+              <w:jc w:val="right"/>
+            </w:pPr>
+            <w:r>
+              <w:t xml:space="preserve">72.53 ± 0.00</w:t>
+            </w:r>
+          </w:p>
+        </w:tc>
+        <w:tc>
+          <w:tcPr/>
+          <w:p>
+            <w:pPr>
+              <w:pStyle w:val="Compact"/>
+              <w:jc w:val="right"/>
+            </w:pPr>
+            <w:r>
+              <w:t xml:space="preserve">87798</w:t>
+            </w:r>
+          </w:p>
+        </w:tc>
+        <w:tc>
+          <w:tcPr/>
+          <w:p>
+            <w:pPr>
+              <w:pStyle w:val="Compact"/>
+            </w:pPr>
+            <w:r>
+              <w:t xml:space="preserve">Fresh Colab rerun reconciled from the user-provided terminal log on April 7, 2026. Drive-backed checkpoint files are now synced locally; the remote</w:t>
+            </w:r>
+            <w:r>
+              <w:t xml:space="preserve"> </w:t>
+            </w:r>
+            <w:r>
+              <w:rPr>
+                <w:rStyle w:val="VerbatimChar"/>
+              </w:rPr>
+              <w:t xml:space="preserve">experiments/v7_*</w:t>
+            </w:r>
+            <w:r>
+              <w:t xml:space="preserve"> </w:t>
+            </w:r>
+            <w:r>
+              <w:t xml:space="preserve">directory is still missing.</w:t>
             </w:r>
           </w:p>
         </w:tc>

--- a/docs/BENCHMARK_SUMMARY.docx
+++ b/docs/BENCHMARK_SUMMARY.docx
@@ -2,7 +2,7 @@
 <file path=word/document.xml><?xml version="1.0" encoding="utf-8"?>
 <w:document xmlns:w="http://schemas.openxmlformats.org/wordprocessingml/2006/main" xmlns:m="http://schemas.openxmlformats.org/officeDocument/2006/math" xmlns:r="http://schemas.openxmlformats.org/officeDocument/2006/relationships" xmlns:o="urn:schemas-microsoft-com:office:office" xmlns:v="urn:schemas-microsoft-com:vml" xmlns:w10="urn:schemas-microsoft-com:office:word" xmlns:a="http://schemas.openxmlformats.org/drawingml/2006/main" xmlns:pic="http://schemas.openxmlformats.org/drawingml/2006/picture" xmlns:wp="http://schemas.openxmlformats.org/drawingml/2006/wordprocessingDrawing">
   <w:body>
-    <w:bookmarkStart w:id="13" w:name="benchmark-summary"/>
+    <w:bookmarkStart w:id="14" w:name="benchmark-summary"/>
     <w:p>
       <w:pPr>
         <w:pStyle w:val="Heading1"/>
@@ -590,7 +590,202 @@
       </w:tr>
     </w:tbl>
     <w:bookmarkEnd w:id="10"/>
-    <w:bookmarkStart w:id="11" w:name="thesis-faithful"/>
+    <w:bookmarkStart w:id="11" w:name="modern-classical"/>
+    <w:p>
+      <w:pPr>
+        <w:pStyle w:val="Heading2"/>
+      </w:pPr>
+      <w:r>
+        <w:t xml:space="preserve">modern-classical</w:t>
+      </w:r>
+    </w:p>
+    <w:tbl>
+      <w:tblPr>
+        <w:tblStyle w:val="Table"/>
+        <w:tblW w:type="auto" w:w="0"/>
+        <w:tblLook w:firstRow="1" w:lastRow="0" w:firstColumn="0" w:lastColumn="0" w:noHBand="0" w:noVBand="0" w:val="0020"/>
+      </w:tblPr>
+      <w:tblGrid>
+        <w:gridCol w:w="1131"/>
+        <w:gridCol w:w="1131"/>
+        <w:gridCol w:w="1131"/>
+        <w:gridCol w:w="1131"/>
+        <w:gridCol w:w="1131"/>
+        <w:gridCol w:w="1131"/>
+        <w:gridCol w:w="1131"/>
+      </w:tblGrid>
+      <w:tr>
+        <w:trPr>
+          <w:tblHeader w:val="on"/>
+        </w:trPr>
+        <w:tc>
+          <w:tcPr/>
+          <w:p>
+            <w:pPr>
+              <w:pStyle w:val="Compact"/>
+            </w:pPr>
+            <w:r>
+              <w:t xml:space="preserve">Model</w:t>
+            </w:r>
+          </w:p>
+        </w:tc>
+        <w:tc>
+          <w:tcPr/>
+          <w:p>
+            <w:pPr>
+              <w:pStyle w:val="Compact"/>
+            </w:pPr>
+            <w:r>
+              <w:t xml:space="preserve">Source</w:t>
+            </w:r>
+          </w:p>
+        </w:tc>
+        <w:tc>
+          <w:tcPr/>
+          <w:p>
+            <w:pPr>
+              <w:pStyle w:val="Compact"/>
+              <w:jc w:val="right"/>
+            </w:pPr>
+            <w:r>
+              <w:t xml:space="preserve">Runs</w:t>
+            </w:r>
+          </w:p>
+        </w:tc>
+        <w:tc>
+          <w:tcPr/>
+          <w:p>
+            <w:pPr>
+              <w:pStyle w:val="Compact"/>
+              <w:jc w:val="right"/>
+            </w:pPr>
+            <w:r>
+              <w:t xml:space="preserve">Best Val</w:t>
+            </w:r>
+          </w:p>
+        </w:tc>
+        <w:tc>
+          <w:tcPr/>
+          <w:p>
+            <w:pPr>
+              <w:pStyle w:val="Compact"/>
+              <w:jc w:val="right"/>
+            </w:pPr>
+            <w:r>
+              <w:t xml:space="preserve">Test</w:t>
+            </w:r>
+          </w:p>
+        </w:tc>
+        <w:tc>
+          <w:tcPr/>
+          <w:p>
+            <w:pPr>
+              <w:pStyle w:val="Compact"/>
+              <w:jc w:val="right"/>
+            </w:pPr>
+            <w:r>
+              <w:t xml:space="preserve">Params</w:t>
+            </w:r>
+          </w:p>
+        </w:tc>
+        <w:tc>
+          <w:tcPr/>
+          <w:p>
+            <w:pPr>
+              <w:pStyle w:val="Compact"/>
+            </w:pPr>
+            <w:r>
+              <w:t xml:space="preserve">Notes</w:t>
+            </w:r>
+          </w:p>
+        </w:tc>
+      </w:tr>
+      <w:tr>
+        <w:tc>
+          <w:tcPr/>
+          <w:p>
+            <w:pPr>
+              <w:pStyle w:val="Compact"/>
+            </w:pPr>
+            <w:r>
+              <w:t xml:space="preserve">resnet18_cifar_gray</w:t>
+            </w:r>
+          </w:p>
+        </w:tc>
+        <w:tc>
+          <w:tcPr/>
+          <w:p>
+            <w:pPr>
+              <w:pStyle w:val="Compact"/>
+            </w:pPr>
+            <w:r>
+              <w:t xml:space="preserve">modern-baseline</w:t>
+            </w:r>
+          </w:p>
+        </w:tc>
+        <w:tc>
+          <w:tcPr/>
+          <w:p>
+            <w:pPr>
+              <w:pStyle w:val="Compact"/>
+              <w:jc w:val="right"/>
+            </w:pPr>
+            <w:r>
+              <w:t xml:space="preserve">3</w:t>
+            </w:r>
+          </w:p>
+        </w:tc>
+        <w:tc>
+          <w:tcPr/>
+          <w:p>
+            <w:pPr>
+              <w:pStyle w:val="Compact"/>
+              <w:jc w:val="right"/>
+            </w:pPr>
+            <w:r>
+              <w:t xml:space="preserve">92.98 ± 0.29</w:t>
+            </w:r>
+          </w:p>
+        </w:tc>
+        <w:tc>
+          <w:tcPr/>
+          <w:p>
+            <w:pPr>
+              <w:pStyle w:val="Compact"/>
+              <w:jc w:val="right"/>
+            </w:pPr>
+            <w:r>
+              <w:t xml:space="preserve">88.13 ± 0.82</w:t>
+            </w:r>
+          </w:p>
+        </w:tc>
+        <w:tc>
+          <w:tcPr/>
+          <w:p>
+            <w:pPr>
+              <w:pStyle w:val="Compact"/>
+              <w:jc w:val="right"/>
+            </w:pPr>
+            <w:r>
+              <w:t xml:space="preserve">11190252</w:t>
+            </w:r>
+          </w:p>
+        </w:tc>
+        <w:tc>
+          <w:tcPr/>
+          <w:p>
+            <w:pPr>
+              <w:pStyle w:val="Compact"/>
+            </w:pPr>
+            <w:r>
+              <w:t xml:space="preserve">Reviewer-proof stronger classical baseline: torchvision ResNet18 adapted to 32x32 grayscale inputs with a CIFAR-style stem.</w:t>
+            </w:r>
+          </w:p>
+        </w:tc>
+      </w:tr>
+    </w:tbl>
+    <w:bookmarkEnd w:id="11"/>
+    <w:bookmarkStart w:id="12" w:name="thesis-faithful"/>
     <w:p>
       <w:pPr>
         <w:pStyle w:val="Heading2"/>
@@ -950,8 +1145,8 @@
         </w:tc>
       </w:tr>
     </w:tbl>
-    <w:bookmarkEnd w:id="11"/>
-    <w:bookmarkStart w:id="12" w:name="trainable-quantum-case-study"/>
+    <w:bookmarkEnd w:id="12"/>
+    <w:bookmarkStart w:id="13" w:name="trainable-quantum-case-study"/>
     <w:p>
       <w:pPr>
         <w:pStyle w:val="Heading2"/>
@@ -1222,29 +1417,14 @@
               <w:pStyle w:val="Compact"/>
             </w:pPr>
             <w:r>
-              <w:t xml:space="preserve">Fresh Colab rerun reconciled from the user-provided terminal log on April 7, 2026. Drive-backed checkpoint files are now synced locally; the remote</w:t>
-            </w:r>
-            <w:r>
-              <w:t xml:space="preserve"> </w:t>
-            </w:r>
-            <w:r>
-              <w:rPr>
-                <w:rStyle w:val="VerbatimChar"/>
-              </w:rPr>
-              <w:t xml:space="preserve">experiments/v7_*</w:t>
-            </w:r>
-            <w:r>
-              <w:t xml:space="preserve"> </w:t>
-            </w:r>
-            <w:r>
-              <w:t xml:space="preserve">directory is still missing.</w:t>
+              <w:t xml:space="preserve">Fresh Colab L4 rerun reconstructed from the user-provided terminal log on April 7, 2026. Drive-backed checkpoint files are now synced locally, but the remote experiments/v7_* directory has not yet been recovered into the repo workspace.</w:t>
             </w:r>
           </w:p>
         </w:tc>
       </w:tr>
     </w:tbl>
-    <w:bookmarkEnd w:id="12"/>
     <w:bookmarkEnd w:id="13"/>
+    <w:bookmarkEnd w:id="14"/>
     <w:sectPr>
       <w:footnotePr>
         <w:numRestart w:val="eachSect"/>
